--- a/Entregas/Sprint 1/Planejamento e Arquitetura/H2 - Definir fluxo de processamento de documentos/PSP2 - S1T07 - Definir Regras de Nomenclatura.docx
+++ b/Entregas/Sprint 1/Planejamento e Arquitetura/H2 - Definir fluxo de processamento de documentos/PSP2 - S1T07 - Definir Regras de Nomenclatura.docx
@@ -46,6 +46,62 @@
       </w:pPr>
       <w:r>
         <w:t xml:space="preserve"/>
+      </w:r>
+    </w:p>
+    <w:p>
+      <w:pPr>
+        <w:pStyle w:val="Heading2"/>
+        <w:spacing w:after="180" w:before="120"/>
+      </w:pPr>
+      <w:r>
+        <w:rPr>
+          <w:rFonts w:ascii="Arial" w:cs="Arial" w:eastAsia="Arial" w:hAnsi="Arial"/>
+          <w:b/>
+          <w:bCs/>
+          <w:color w:val="1F3864"/>
+          <w:sz w:val="28"/>
+          <w:szCs w:val="28"/>
+        </w:rPr>
+        <w:t xml:space="preserve">📖 Em palavras simples</w:t>
+      </w:r>
+    </w:p>
+    <w:p>
+      <w:pPr>
+        <w:spacing w:after="180"/>
+      </w:pPr>
+      <w:r>
+        <w:rPr>
+          <w:rFonts w:ascii="Arial" w:cs="Arial" w:eastAsia="Arial" w:hAnsi="Arial"/>
+          <w:sz w:val="22"/>
+          <w:szCs w:val="22"/>
+        </w:rPr>
+        <w:t xml:space="preserve">Quando o sistema gera um arquivo pro aluno, ele precisa dar um nome. Se cada arquivo virar “untitled-1.md”, “aula-bom.pdf”, “foto-final.jpg”, o Drive vira bagunça em uma semana. Essa entrega define um padrão único de nome pra todos os arquivos: “MATÉRIA - Tipo - Identificador Título.ext”.</w:t>
+      </w:r>
+    </w:p>
+    <w:p>
+      <w:pPr>
+        <w:spacing w:after="180"/>
+      </w:pPr>
+      <w:r>
+        <w:rPr>
+          <w:rFonts w:ascii="Arial" w:cs="Arial" w:eastAsia="Arial" w:hAnsi="Arial"/>
+          <w:sz w:val="22"/>
+          <w:szCs w:val="22"/>
+        </w:rPr>
+        <w:t xml:space="preserve">Exemplo prático: uma aula de Física 3 sobre Lei de Coulomb vira “FISICA3 - Aula - 2026-03-24 Lei de Coulomb Vetorial.md”. Tem regras pra caracteres proibidos (barras, asterisco, dois pontos), tamanho máximo do nome, e um padrão pra como abreviar matérias longas.</w:t>
+      </w:r>
+    </w:p>
+    <w:p>
+      <w:pPr>
+        <w:spacing w:after="180"/>
+      </w:pPr>
+      <w:r>
+        <w:rPr>
+          <w:rFonts w:ascii="Arial" w:cs="Arial" w:eastAsia="Arial" w:hAnsi="Arial"/>
+          <w:sz w:val="22"/>
+          <w:szCs w:val="22"/>
+        </w:rPr>
+        <w:t xml:space="preserve">Por que isso importa? Esse padrão veio de uma coleção real do PM (Theo), que já usava um esquema parecido. Com tudo nomeado igual, o aluno encontra qualquer documento em segundos e o Drive fica ordenado automaticamente — sem precisar organizar manualmente arquivo por arquivo.</w:t>
       </w:r>
     </w:p>
     <w:p>
